--- a/Отчёт_prKol_ind3_Савицин.docx
+++ b/Отчёт_prKol_ind3_Савицин.docx
@@ -1,6 +1,6 @@
 
 <file path=word/document.xml><?xml version="1.0" encoding="utf-8"?>
-<w:document xmlns:wpc="http://schemas.microsoft.com/office/word/2010/wordprocessingCanvas" xmlns:cx="http://schemas.microsoft.com/office/drawing/2014/chartex" xmlns:cx1="http://schemas.microsoft.com/office/drawing/2015/9/8/chartex" xmlns:cx2="http://schemas.microsoft.com/office/drawing/2015/10/21/chartex" xmlns:cx3="http://schemas.microsoft.com/office/drawing/2016/5/9/chartex" xmlns:cx4="http://schemas.microsoft.com/office/drawing/2016/5/10/chartex" xmlns:cx5="http://schemas.microsoft.com/office/drawing/2016/5/11/chartex" xmlns:cx6="http://schemas.microsoft.com/office/drawing/2016/5/12/chartex" xmlns:cx7="http://schemas.microsoft.com/office/drawing/2016/5/13/chartex" xmlns:cx8="http://schemas.microsoft.com/office/drawing/2016/5/14/chartex" xmlns:mc="http://schemas.openxmlformats.org/markup-compatibility/2006" xmlns:aink="http://schemas.microsoft.com/office/drawing/2016/ink" xmlns:am3d="http://schemas.microsoft.com/office/drawing/2017/model3d" xmlns:o="urn:schemas-microsoft-com:office:office" xmlns:oel="http://schemas.microsoft.com/office/2019/extlst" xmlns:r="http://schemas.openxmlformats.org/officeDocument/2006/relationships" xmlns:m="http://schemas.openxmlformats.org/officeDocument/2006/math" xmlns:v="urn:schemas-microsoft-com:vml" xmlns:wp14="http://schemas.microsoft.com/office/word/2010/wordprocessingDrawing" xmlns:wp="http://schemas.openxmlformats.org/drawingml/2006/wordprocessingDrawing" xmlns:w10="urn:schemas-microsoft-com:office:word" xmlns:w="http://schemas.openxmlformats.org/wordprocessingml/2006/main" xmlns:w14="http://schemas.microsoft.com/office/word/2010/wordml" xmlns:w15="http://schemas.microsoft.com/office/word/2012/wordml" xmlns:w16cex="http://schemas.microsoft.com/office/word/2018/wordml/cex" xmlns:w16cid="http://schemas.microsoft.com/office/word/2016/wordml/cid" xmlns:w16="http://schemas.microsoft.com/office/word/2018/wordml" xmlns:w16sdtdh="http://schemas.microsoft.com/office/word/2020/wordml/sdtdatahash" xmlns:w16se="http://schemas.microsoft.com/office/word/2015/wordml/symex" xmlns:wpg="http://schemas.microsoft.com/office/word/2010/wordprocessingGroup" xmlns:wpi="http://schemas.microsoft.com/office/word/2010/wordprocessingInk" xmlns:wne="http://schemas.microsoft.com/office/word/2006/wordml" xmlns:wps="http://schemas.microsoft.com/office/word/2010/wordprocessingShape" mc:Ignorable="w14 w15 w16se w16cid w16 w16cex w16sdtdh wp14">
+<w:document xmlns:wpc="http://schemas.microsoft.com/office/word/2010/wordprocessingCanvas" xmlns:cx="http://schemas.microsoft.com/office/drawing/2014/chartex" xmlns:cx1="http://schemas.microsoft.com/office/drawing/2015/9/8/chartex" xmlns:cx2="http://schemas.microsoft.com/office/drawing/2015/10/21/chartex" xmlns:cx3="http://schemas.microsoft.com/office/drawing/2016/5/9/chartex" xmlns:cx4="http://schemas.microsoft.com/office/drawing/2016/5/10/chartex" xmlns:cx5="http://schemas.microsoft.com/office/drawing/2016/5/11/chartex" xmlns:cx6="http://schemas.microsoft.com/office/drawing/2016/5/12/chartex" xmlns:cx7="http://schemas.microsoft.com/office/drawing/2016/5/13/chartex" xmlns:cx8="http://schemas.microsoft.com/office/drawing/2016/5/14/chartex" xmlns:mc="http://schemas.openxmlformats.org/markup-compatibility/2006" xmlns:aink="http://schemas.microsoft.com/office/drawing/2016/ink" xmlns:am3d="http://schemas.microsoft.com/office/drawing/2017/model3d" xmlns:o="urn:schemas-microsoft-com:office:office" xmlns:r="http://schemas.openxmlformats.org/officeDocument/2006/relationships" xmlns:m="http://schemas.openxmlformats.org/officeDocument/2006/math" xmlns:v="urn:schemas-microsoft-com:vml" xmlns:wp14="http://schemas.microsoft.com/office/word/2010/wordprocessingDrawing" xmlns:wp="http://schemas.openxmlformats.org/drawingml/2006/wordprocessingDrawing" xmlns:w10="urn:schemas-microsoft-com:office:word" xmlns:w="http://schemas.openxmlformats.org/wordprocessingml/2006/main" xmlns:w14="http://schemas.microsoft.com/office/word/2010/wordml" xmlns:w15="http://schemas.microsoft.com/office/word/2012/wordml" xmlns:w16cex="http://schemas.microsoft.com/office/word/2018/wordml/cex" xmlns:w16cid="http://schemas.microsoft.com/office/word/2016/wordml/cid" xmlns:w16="http://schemas.microsoft.com/office/word/2018/wordml" xmlns:w16sdtdh="http://schemas.microsoft.com/office/word/2020/wordml/sdtdatahash" xmlns:w16se="http://schemas.microsoft.com/office/word/2015/wordml/symex" xmlns:wpg="http://schemas.microsoft.com/office/word/2010/wordprocessingGroup" xmlns:wpi="http://schemas.microsoft.com/office/word/2010/wordprocessingInk" xmlns:wne="http://schemas.microsoft.com/office/word/2006/wordml" xmlns:wps="http://schemas.microsoft.com/office/word/2010/wordprocessingShape" mc:Ignorable="w14 w15 w16se w16cid w16 w16cex w16sdtdh wp14">
   <w:body>
     <w:p>
       <w:pPr>
@@ -194,7 +194,7 @@
               </wp:anchor>
             </w:drawing>
           </mc:Choice>
-          <mc:Fallback>
+          <mc:Fallback xmlns:oel="http://schemas.microsoft.com/office/2019/extlst">
             <w:pict>
               <v:group w14:anchorId="308D74E9" id="Группа 1" o:spid="_x0000_s1026" style="position:absolute;margin-left:-70.5pt;margin-top:-36.1pt;width:523.5pt;height:746.25pt;z-index:251658240" coordorigin="710,501" coordsize="10470,14565" o:gfxdata="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">
                 <v:group id="Group 3" o:spid="_x0000_s1027" style="position:absolute;left:710;top:501;width:10470;height:14565" coordorigin="1006,1008" coordsize="10470,14565" o:gfxdata="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">
@@ -889,14 +889,13 @@
         <w:rPr>
           <w:rFonts w:ascii="Times New Roman" w:hAnsi="Times New Roman" w:cs="Times New Roman"/>
           <w:b/>
-          <w:noProof/>
           <w:sz w:val="28"/>
           <w:szCs w:val="28"/>
         </w:rPr>
         <w:drawing>
-          <wp:inline distT="0" distB="0" distL="0" distR="0" wp14:anchorId="6015B3E6" wp14:editId="3BA37910">
-            <wp:extent cx="3215919" cy="4176122"/>
-            <wp:effectExtent l="0" t="0" r="3810" b="0"/>
+          <wp:inline distT="0" distB="0" distL="0" distR="0" wp14:anchorId="595CAE63" wp14:editId="539AE6ED">
+            <wp:extent cx="4029637" cy="5125165"/>
+            <wp:effectExtent l="0" t="0" r="9525" b="0"/>
             <wp:docPr id="18" name="Рисунок 18"/>
             <wp:cNvGraphicFramePr>
               <a:graphicFrameLocks xmlns:a="http://schemas.openxmlformats.org/drawingml/2006/main" noChangeAspect="1"/>
@@ -917,7 +916,7 @@
                   <pic:spPr>
                     <a:xfrm>
                       <a:off x="0" y="0"/>
-                      <a:ext cx="3215919" cy="4176122"/>
+                      <a:ext cx="4029637" cy="5125165"/>
                     </a:xfrm>
                     <a:prstGeom prst="rect">
                       <a:avLst/>
@@ -966,6 +965,7 @@
           <w:sz w:val="28"/>
           <w:szCs w:val="28"/>
         </w:rPr>
+        <w:lastRenderedPageBreak/>
         <w:drawing>
           <wp:inline distT="0" distB="0" distL="0" distR="0" wp14:anchorId="65B5475A" wp14:editId="767F2880">
             <wp:extent cx="990686" cy="792549"/>
@@ -1020,12 +1020,11 @@
           <w:sz w:val="28"/>
           <w:szCs w:val="28"/>
         </w:rPr>
-        <w:lastRenderedPageBreak/>
         <w:drawing>
-          <wp:inline distT="0" distB="0" distL="0" distR="0" wp14:anchorId="7AFA37FA" wp14:editId="6C426F66">
-            <wp:extent cx="2581275" cy="466725"/>
-            <wp:effectExtent l="0" t="0" r="9525" b="9525"/>
-            <wp:docPr id="20" name="Рисунок 20"/>
+          <wp:inline distT="0" distB="0" distL="0" distR="0" wp14:anchorId="20C93037" wp14:editId="6B809233">
+            <wp:extent cx="2172970" cy="641350"/>
+            <wp:effectExtent l="0" t="0" r="0" b="6350"/>
+            <wp:docPr id="27" name="Рисунок 27"/>
             <wp:cNvGraphicFramePr>
               <a:graphicFrameLocks xmlns:a="http://schemas.openxmlformats.org/drawingml/2006/main" noChangeAspect="1"/>
             </wp:cNvGraphicFramePr>
@@ -1033,23 +1032,36 @@
               <a:graphicData uri="http://schemas.openxmlformats.org/drawingml/2006/picture">
                 <pic:pic xmlns:pic="http://schemas.openxmlformats.org/drawingml/2006/picture">
                   <pic:nvPicPr>
-                    <pic:cNvPr id="1" name=""/>
-                    <pic:cNvPicPr/>
+                    <pic:cNvPr id="0" name="Picture 1"/>
+                    <pic:cNvPicPr>
+                      <a:picLocks noChangeAspect="1" noChangeArrowheads="1"/>
+                    </pic:cNvPicPr>
                   </pic:nvPicPr>
                   <pic:blipFill>
-                    <a:blip r:embed="rId10"/>
+                    <a:blip r:embed="rId10">
+                      <a:extLst>
+                        <a:ext uri="{28A0092B-C50C-407E-A947-70E740481C1C}">
+                          <a14:useLocalDpi xmlns:a14="http://schemas.microsoft.com/office/drawing/2010/main" val="0"/>
+                        </a:ext>
+                      </a:extLst>
+                    </a:blip>
+                    <a:srcRect/>
                     <a:stretch>
                       <a:fillRect/>
                     </a:stretch>
                   </pic:blipFill>
-                  <pic:spPr>
+                  <pic:spPr bwMode="auto">
                     <a:xfrm>
                       <a:off x="0" y="0"/>
-                      <a:ext cx="2581275" cy="466725"/>
+                      <a:ext cx="2172970" cy="641350"/>
                     </a:xfrm>
                     <a:prstGeom prst="rect">
                       <a:avLst/>
                     </a:prstGeom>
+                    <a:noFill/>
+                    <a:ln>
+                      <a:noFill/>
+                    </a:ln>
                   </pic:spPr>
                 </pic:pic>
               </a:graphicData>
@@ -1076,16 +1088,6 @@
         </w:rPr>
         <w:br w:type="page"/>
       </w:r>
-    </w:p>
-    <w:p>
-      <w:pPr>
-        <w:rPr>
-          <w:rFonts w:ascii="Times New Roman" w:hAnsi="Times New Roman" w:cs="Times New Roman"/>
-          <w:b/>
-          <w:sz w:val="28"/>
-          <w:szCs w:val="28"/>
-        </w:rPr>
-      </w:pPr>
       <w:r>
         <w:rPr>
           <w:rFonts w:ascii="Times New Roman" w:hAnsi="Times New Roman" w:cs="Times New Roman"/>
@@ -2172,7 +2174,7 @@
 </file>
 
 <file path=word/numbering.xml><?xml version="1.0" encoding="utf-8"?>
-<w:numbering xmlns:wpc="http://schemas.microsoft.com/office/word/2010/wordprocessingCanvas" xmlns:cx="http://schemas.microsoft.com/office/drawing/2014/chartex" xmlns:cx1="http://schemas.microsoft.com/office/drawing/2015/9/8/chartex" xmlns:cx2="http://schemas.microsoft.com/office/drawing/2015/10/21/chartex" xmlns:cx3="http://schemas.microsoft.com/office/drawing/2016/5/9/chartex" xmlns:cx4="http://schemas.microsoft.com/office/drawing/2016/5/10/chartex" xmlns:cx5="http://schemas.microsoft.com/office/drawing/2016/5/11/chartex" xmlns:cx6="http://schemas.microsoft.com/office/drawing/2016/5/12/chartex" xmlns:cx7="http://schemas.microsoft.com/office/drawing/2016/5/13/chartex" xmlns:cx8="http://schemas.microsoft.com/office/drawing/2016/5/14/chartex" xmlns:mc="http://schemas.openxmlformats.org/markup-compatibility/2006" xmlns:aink="http://schemas.microsoft.com/office/drawing/2016/ink" xmlns:am3d="http://schemas.microsoft.com/office/drawing/2017/model3d" xmlns:o="urn:schemas-microsoft-com:office:office" xmlns:oel="http://schemas.microsoft.com/office/2019/extlst" xmlns:r="http://schemas.openxmlformats.org/officeDocument/2006/relationships" xmlns:m="http://schemas.openxmlformats.org/officeDocument/2006/math" xmlns:v="urn:schemas-microsoft-com:vml" xmlns:wp14="http://schemas.microsoft.com/office/word/2010/wordprocessingDrawing" xmlns:wp="http://schemas.openxmlformats.org/drawingml/2006/wordprocessingDrawing" xmlns:w10="urn:schemas-microsoft-com:office:word" xmlns:w="http://schemas.openxmlformats.org/wordprocessingml/2006/main" xmlns:w14="http://schemas.microsoft.com/office/word/2010/wordml" xmlns:w15="http://schemas.microsoft.com/office/word/2012/wordml" xmlns:w16cex="http://schemas.microsoft.com/office/word/2018/wordml/cex" xmlns:w16cid="http://schemas.microsoft.com/office/word/2016/wordml/cid" xmlns:w16="http://schemas.microsoft.com/office/word/2018/wordml" xmlns:w16sdtdh="http://schemas.microsoft.com/office/word/2020/wordml/sdtdatahash" xmlns:w16se="http://schemas.microsoft.com/office/word/2015/wordml/symex" xmlns:wpg="http://schemas.microsoft.com/office/word/2010/wordprocessingGroup" xmlns:wpi="http://schemas.microsoft.com/office/word/2010/wordprocessingInk" xmlns:wne="http://schemas.microsoft.com/office/word/2006/wordml" xmlns:wps="http://schemas.microsoft.com/office/word/2010/wordprocessingShape" mc:Ignorable="w14 w15 w16se w16cid w16 w16cex w16sdtdh wp14">
+<w:numbering xmlns:wpc="http://schemas.microsoft.com/office/word/2010/wordprocessingCanvas" xmlns:cx="http://schemas.microsoft.com/office/drawing/2014/chartex" xmlns:cx1="http://schemas.microsoft.com/office/drawing/2015/9/8/chartex" xmlns:cx2="http://schemas.microsoft.com/office/drawing/2015/10/21/chartex" xmlns:cx3="http://schemas.microsoft.com/office/drawing/2016/5/9/chartex" xmlns:cx4="http://schemas.microsoft.com/office/drawing/2016/5/10/chartex" xmlns:cx5="http://schemas.microsoft.com/office/drawing/2016/5/11/chartex" xmlns:cx6="http://schemas.microsoft.com/office/drawing/2016/5/12/chartex" xmlns:cx7="http://schemas.microsoft.com/office/drawing/2016/5/13/chartex" xmlns:cx8="http://schemas.microsoft.com/office/drawing/2016/5/14/chartex" xmlns:mc="http://schemas.openxmlformats.org/markup-compatibility/2006" xmlns:aink="http://schemas.microsoft.com/office/drawing/2016/ink" xmlns:am3d="http://schemas.microsoft.com/office/drawing/2017/model3d" xmlns:o="urn:schemas-microsoft-com:office:office" xmlns:r="http://schemas.openxmlformats.org/officeDocument/2006/relationships" xmlns:m="http://schemas.openxmlformats.org/officeDocument/2006/math" xmlns:v="urn:schemas-microsoft-com:vml" xmlns:wp14="http://schemas.microsoft.com/office/word/2010/wordprocessingDrawing" xmlns:wp="http://schemas.openxmlformats.org/drawingml/2006/wordprocessingDrawing" xmlns:w10="urn:schemas-microsoft-com:office:word" xmlns:w="http://schemas.openxmlformats.org/wordprocessingml/2006/main" xmlns:w14="http://schemas.microsoft.com/office/word/2010/wordml" xmlns:w15="http://schemas.microsoft.com/office/word/2012/wordml" xmlns:w16cex="http://schemas.microsoft.com/office/word/2018/wordml/cex" xmlns:w16cid="http://schemas.microsoft.com/office/word/2016/wordml/cid" xmlns:w16="http://schemas.microsoft.com/office/word/2018/wordml" xmlns:w16sdtdh="http://schemas.microsoft.com/office/word/2020/wordml/sdtdatahash" xmlns:w16se="http://schemas.microsoft.com/office/word/2015/wordml/symex" xmlns:wpg="http://schemas.microsoft.com/office/word/2010/wordprocessingGroup" xmlns:wpi="http://schemas.microsoft.com/office/word/2010/wordprocessingInk" xmlns:wne="http://schemas.microsoft.com/office/word/2006/wordml" xmlns:wps="http://schemas.microsoft.com/office/word/2010/wordprocessingShape" mc:Ignorable="w14 w15 w16se w16cid w16 w16cex w16sdtdh wp14">
   <w:abstractNum w:abstractNumId="0" w15:restartNumberingAfterBreak="0">
     <w:nsid w:val="38780F82"/>
     <w:multiLevelType w:val="multilevel"/>
@@ -2439,10 +2441,10 @@
       </w:rPr>
     </w:lvl>
   </w:abstractNum>
-  <w:num w:numId="1" w16cid:durableId="358625850">
+  <w:num w:numId="1">
     <w:abstractNumId w:val="1"/>
   </w:num>
-  <w:num w:numId="2" w16cid:durableId="1645620681">
+  <w:num w:numId="2">
     <w:abstractNumId w:val="0"/>
   </w:num>
 </w:numbering>
@@ -2892,6 +2894,7 @@
   <w:style w:type="character" w:default="1" w:styleId="a0">
     <w:name w:val="Default Paragraph Font"/>
     <w:uiPriority w:val="1"/>
+    <w:semiHidden/>
     <w:unhideWhenUsed/>
   </w:style>
   <w:style w:type="table" w:default="1" w:styleId="a1">

--- a/Отчёт_prKol_ind3_Савицин.docx
+++ b/Отчёт_prKol_ind3_Савицин.docx
@@ -586,8 +586,18 @@
           <w:sz w:val="28"/>
           <w:szCs w:val="28"/>
         </w:rPr>
-        <w:t xml:space="preserve"> Г.В</w:t>
-      </w:r>
+        <w:t xml:space="preserve"> </w:t>
+      </w:r>
+      <w:proofErr w:type="gramStart"/>
+      <w:r>
+        <w:rPr>
+          <w:rFonts w:ascii="Times New Roman" w:hAnsi="Times New Roman" w:cs="Times New Roman"/>
+          <w:sz w:val="28"/>
+          <w:szCs w:val="28"/>
+        </w:rPr>
+        <w:t>Г.В</w:t>
+      </w:r>
+      <w:proofErr w:type="gramEnd"/>
     </w:p>
     <w:p>
       <w:pPr>
@@ -889,14 +899,15 @@
         <w:rPr>
           <w:rFonts w:ascii="Times New Roman" w:hAnsi="Times New Roman" w:cs="Times New Roman"/>
           <w:b/>
+          <w:noProof/>
           <w:sz w:val="28"/>
           <w:szCs w:val="28"/>
         </w:rPr>
         <w:drawing>
-          <wp:inline distT="0" distB="0" distL="0" distR="0" wp14:anchorId="595CAE63" wp14:editId="539AE6ED">
-            <wp:extent cx="4029637" cy="5125165"/>
-            <wp:effectExtent l="0" t="0" r="9525" b="0"/>
-            <wp:docPr id="18" name="Рисунок 18"/>
+          <wp:inline distT="0" distB="0" distL="0" distR="0" wp14:anchorId="2F879698" wp14:editId="7FA91D7B">
+            <wp:extent cx="3801005" cy="5134692"/>
+            <wp:effectExtent l="0" t="0" r="9525" b="8890"/>
+            <wp:docPr id="20" name="Рисунок 20"/>
             <wp:cNvGraphicFramePr>
               <a:graphicFrameLocks xmlns:a="http://schemas.openxmlformats.org/drawingml/2006/main" noChangeAspect="1"/>
             </wp:cNvGraphicFramePr>
@@ -916,7 +927,7 @@
                   <pic:spPr>
                     <a:xfrm>
                       <a:off x="0" y="0"/>
-                      <a:ext cx="4029637" cy="5125165"/>
+                      <a:ext cx="3801005" cy="5134692"/>
                     </a:xfrm>
                     <a:prstGeom prst="rect">
                       <a:avLst/>
@@ -1331,15 +1342,15 @@
         <w:rPr>
           <w:rFonts w:ascii="Times New Roman" w:hAnsi="Times New Roman" w:cs="Times New Roman"/>
           <w:b/>
-          <w:noProof/>
-          <w:sz w:val="28"/>
-          <w:szCs w:val="28"/>
-        </w:rPr>
+          <w:sz w:val="28"/>
+          <w:szCs w:val="28"/>
+        </w:rPr>
+        <w:lastRenderedPageBreak/>
         <w:drawing>
-          <wp:inline distT="0" distB="0" distL="0" distR="0" wp14:anchorId="4E718D77" wp14:editId="754CE9DD">
-            <wp:extent cx="3840813" cy="1668925"/>
-            <wp:effectExtent l="0" t="0" r="7620" b="7620"/>
-            <wp:docPr id="7" name="Рисунок 7"/>
+          <wp:inline distT="0" distB="0" distL="0" distR="0" wp14:anchorId="534C6DE5" wp14:editId="3B2A149B">
+            <wp:extent cx="5940425" cy="5154930"/>
+            <wp:effectExtent l="0" t="0" r="3175" b="7620"/>
+            <wp:docPr id="18" name="Рисунок 18"/>
             <wp:cNvGraphicFramePr>
               <a:graphicFrameLocks xmlns:a="http://schemas.openxmlformats.org/drawingml/2006/main" noChangeAspect="1"/>
             </wp:cNvGraphicFramePr>
@@ -1359,7 +1370,7 @@
                   <pic:spPr>
                     <a:xfrm>
                       <a:off x="0" y="0"/>
-                      <a:ext cx="3840813" cy="1668925"/>
+                      <a:ext cx="5940425" cy="5154930"/>
                     </a:xfrm>
                     <a:prstGeom prst="rect">
                       <a:avLst/>
@@ -1385,16 +1396,15 @@
         <w:rPr>
           <w:rFonts w:ascii="Times New Roman" w:hAnsi="Times New Roman" w:cs="Times New Roman"/>
           <w:b/>
-          <w:noProof/>
           <w:sz w:val="28"/>
           <w:szCs w:val="28"/>
         </w:rPr>
         <w:lastRenderedPageBreak/>
         <w:drawing>
-          <wp:inline distT="0" distB="0" distL="0" distR="0" wp14:anchorId="5F51CC84" wp14:editId="601FD05F">
-            <wp:extent cx="5898391" cy="3269263"/>
-            <wp:effectExtent l="0" t="0" r="7620" b="7620"/>
-            <wp:docPr id="8" name="Рисунок 8"/>
+          <wp:inline distT="0" distB="0" distL="0" distR="0" wp14:anchorId="3E79138F" wp14:editId="45F02F76">
+            <wp:extent cx="5068007" cy="4648849"/>
+            <wp:effectExtent l="0" t="0" r="0" b="0"/>
+            <wp:docPr id="26" name="Рисунок 26"/>
             <wp:cNvGraphicFramePr>
               <a:graphicFrameLocks xmlns:a="http://schemas.openxmlformats.org/drawingml/2006/main" noChangeAspect="1"/>
             </wp:cNvGraphicFramePr>
@@ -1414,7 +1424,7 @@
                   <pic:spPr>
                     <a:xfrm>
                       <a:off x="0" y="0"/>
-                      <a:ext cx="5898391" cy="3269263"/>
+                      <a:ext cx="5068007" cy="4648849"/>
                     </a:xfrm>
                     <a:prstGeom prst="rect">
                       <a:avLst/>
@@ -1440,15 +1450,14 @@
         <w:rPr>
           <w:rFonts w:ascii="Times New Roman" w:hAnsi="Times New Roman" w:cs="Times New Roman"/>
           <w:b/>
-          <w:noProof/>
           <w:sz w:val="28"/>
           <w:szCs w:val="28"/>
         </w:rPr>
         <w:drawing>
-          <wp:inline distT="0" distB="0" distL="0" distR="0" wp14:anchorId="1BE49025" wp14:editId="2A7A8FAB">
-            <wp:extent cx="4557155" cy="2232853"/>
+          <wp:inline distT="0" distB="0" distL="0" distR="0" wp14:anchorId="2710B5A5" wp14:editId="47154D96">
+            <wp:extent cx="3686689" cy="2915057"/>
             <wp:effectExtent l="0" t="0" r="0" b="0"/>
-            <wp:docPr id="9" name="Рисунок 9"/>
+            <wp:docPr id="28" name="Рисунок 28"/>
             <wp:cNvGraphicFramePr>
               <a:graphicFrameLocks xmlns:a="http://schemas.openxmlformats.org/drawingml/2006/main" noChangeAspect="1"/>
             </wp:cNvGraphicFramePr>
@@ -1468,7 +1477,7 @@
                   <pic:spPr>
                     <a:xfrm>
                       <a:off x="0" y="0"/>
-                      <a:ext cx="4557155" cy="2232853"/>
+                      <a:ext cx="3686689" cy="2915057"/>
                     </a:xfrm>
                     <a:prstGeom prst="rect">
                       <a:avLst/>
@@ -1499,10 +1508,10 @@
           <w:szCs w:val="28"/>
         </w:rPr>
         <w:drawing>
-          <wp:inline distT="0" distB="0" distL="0" distR="0" wp14:anchorId="34EBE97D" wp14:editId="596939A6">
-            <wp:extent cx="4359018" cy="2560542"/>
-            <wp:effectExtent l="0" t="0" r="3810" b="0"/>
-            <wp:docPr id="10" name="Рисунок 10"/>
+          <wp:inline distT="0" distB="0" distL="0" distR="0" wp14:anchorId="08B39A33" wp14:editId="6D2F55EA">
+            <wp:extent cx="3132091" cy="1226926"/>
+            <wp:effectExtent l="0" t="0" r="0" b="0"/>
+            <wp:docPr id="12" name="Рисунок 12"/>
             <wp:cNvGraphicFramePr>
               <a:graphicFrameLocks xmlns:a="http://schemas.openxmlformats.org/drawingml/2006/main" noChangeAspect="1"/>
             </wp:cNvGraphicFramePr>
@@ -1522,7 +1531,7 @@
                   <pic:spPr>
                     <a:xfrm>
                       <a:off x="0" y="0"/>
-                      <a:ext cx="4359018" cy="2560542"/>
+                      <a:ext cx="3132091" cy="1226926"/>
                     </a:xfrm>
                     <a:prstGeom prst="rect">
                       <a:avLst/>
@@ -1554,10 +1563,10 @@
         </w:rPr>
         <w:lastRenderedPageBreak/>
         <w:drawing>
-          <wp:inline distT="0" distB="0" distL="0" distR="0" wp14:anchorId="47934B6E" wp14:editId="78C1A6DB">
-            <wp:extent cx="4496190" cy="3825572"/>
-            <wp:effectExtent l="0" t="0" r="0" b="3810"/>
-            <wp:docPr id="11" name="Рисунок 11"/>
+          <wp:inline distT="0" distB="0" distL="0" distR="0" wp14:anchorId="51B7FDFA" wp14:editId="1A97468D">
+            <wp:extent cx="4961050" cy="4389500"/>
+            <wp:effectExtent l="0" t="0" r="0" b="0"/>
+            <wp:docPr id="13" name="Рисунок 13"/>
             <wp:cNvGraphicFramePr>
               <a:graphicFrameLocks xmlns:a="http://schemas.openxmlformats.org/drawingml/2006/main" noChangeAspect="1"/>
             </wp:cNvGraphicFramePr>
@@ -1577,7 +1586,7 @@
                   <pic:spPr>
                     <a:xfrm>
                       <a:off x="0" y="0"/>
-                      <a:ext cx="4496190" cy="3825572"/>
+                      <a:ext cx="4961050" cy="4389500"/>
                     </a:xfrm>
                     <a:prstGeom prst="rect">
                       <a:avLst/>
@@ -1608,10 +1617,10 @@
           <w:szCs w:val="28"/>
         </w:rPr>
         <w:drawing>
-          <wp:inline distT="0" distB="0" distL="0" distR="0" wp14:anchorId="08B39A33" wp14:editId="6D2F55EA">
-            <wp:extent cx="3132091" cy="1226926"/>
+          <wp:inline distT="0" distB="0" distL="0" distR="0" wp14:anchorId="323D2936" wp14:editId="6F62C658">
+            <wp:extent cx="5342083" cy="1722269"/>
             <wp:effectExtent l="0" t="0" r="0" b="0"/>
-            <wp:docPr id="12" name="Рисунок 12"/>
+            <wp:docPr id="14" name="Рисунок 14"/>
             <wp:cNvGraphicFramePr>
               <a:graphicFrameLocks xmlns:a="http://schemas.openxmlformats.org/drawingml/2006/main" noChangeAspect="1"/>
             </wp:cNvGraphicFramePr>
@@ -1631,7 +1640,7 @@
                   <pic:spPr>
                     <a:xfrm>
                       <a:off x="0" y="0"/>
-                      <a:ext cx="3132091" cy="1226926"/>
+                      <a:ext cx="5342083" cy="1722269"/>
                     </a:xfrm>
                     <a:prstGeom prst="rect">
                       <a:avLst/>
@@ -1661,12 +1670,11 @@
           <w:sz w:val="28"/>
           <w:szCs w:val="28"/>
         </w:rPr>
-        <w:lastRenderedPageBreak/>
         <w:drawing>
-          <wp:inline distT="0" distB="0" distL="0" distR="0" wp14:anchorId="51B7FDFA" wp14:editId="1A97468D">
-            <wp:extent cx="4961050" cy="4389500"/>
-            <wp:effectExtent l="0" t="0" r="0" b="0"/>
-            <wp:docPr id="13" name="Рисунок 13"/>
+          <wp:inline distT="0" distB="0" distL="0" distR="0" wp14:anchorId="38874C5F" wp14:editId="3989A52A">
+            <wp:extent cx="4983912" cy="1684166"/>
+            <wp:effectExtent l="0" t="0" r="7620" b="0"/>
+            <wp:docPr id="15" name="Рисунок 15"/>
             <wp:cNvGraphicFramePr>
               <a:graphicFrameLocks xmlns:a="http://schemas.openxmlformats.org/drawingml/2006/main" noChangeAspect="1"/>
             </wp:cNvGraphicFramePr>
@@ -1686,7 +1694,7 @@
                   <pic:spPr>
                     <a:xfrm>
                       <a:off x="0" y="0"/>
-                      <a:ext cx="4961050" cy="4389500"/>
+                      <a:ext cx="4983912" cy="1684166"/>
                     </a:xfrm>
                     <a:prstGeom prst="rect">
                       <a:avLst/>
@@ -1716,11 +1724,12 @@
           <w:sz w:val="28"/>
           <w:szCs w:val="28"/>
         </w:rPr>
+        <w:lastRenderedPageBreak/>
         <w:drawing>
-          <wp:inline distT="0" distB="0" distL="0" distR="0" wp14:anchorId="323D2936" wp14:editId="6F62C658">
-            <wp:extent cx="5342083" cy="1722269"/>
-            <wp:effectExtent l="0" t="0" r="0" b="0"/>
-            <wp:docPr id="14" name="Рисунок 14"/>
+          <wp:inline distT="0" distB="0" distL="0" distR="0" wp14:anchorId="1CA3A543" wp14:editId="4D07AF1D">
+            <wp:extent cx="4412362" cy="2636748"/>
+            <wp:effectExtent l="0" t="0" r="7620" b="0"/>
+            <wp:docPr id="16" name="Рисунок 16"/>
             <wp:cNvGraphicFramePr>
               <a:graphicFrameLocks xmlns:a="http://schemas.openxmlformats.org/drawingml/2006/main" noChangeAspect="1"/>
             </wp:cNvGraphicFramePr>
@@ -1740,7 +1749,7 @@
                   <pic:spPr>
                     <a:xfrm>
                       <a:off x="0" y="0"/>
-                      <a:ext cx="5342083" cy="1722269"/>
+                      <a:ext cx="4412362" cy="2636748"/>
                     </a:xfrm>
                     <a:prstGeom prst="rect">
                       <a:avLst/>
@@ -1766,15 +1775,34 @@
         <w:rPr>
           <w:rFonts w:ascii="Times New Roman" w:hAnsi="Times New Roman" w:cs="Times New Roman"/>
           <w:b/>
+          <w:sz w:val="28"/>
+          <w:szCs w:val="28"/>
+        </w:rPr>
+        <w:t>Тестовые ситуации</w:t>
+      </w:r>
+    </w:p>
+    <w:p>
+      <w:pPr>
+        <w:rPr>
+          <w:rFonts w:ascii="Times New Roman" w:hAnsi="Times New Roman" w:cs="Times New Roman"/>
+          <w:b/>
+          <w:sz w:val="28"/>
+          <w:szCs w:val="28"/>
+        </w:rPr>
+      </w:pPr>
+      <w:r>
+        <w:rPr>
+          <w:rFonts w:ascii="Times New Roman" w:hAnsi="Times New Roman" w:cs="Times New Roman"/>
+          <w:b/>
           <w:noProof/>
           <w:sz w:val="28"/>
           <w:szCs w:val="28"/>
         </w:rPr>
         <w:drawing>
-          <wp:inline distT="0" distB="0" distL="0" distR="0" wp14:anchorId="38874C5F" wp14:editId="3989A52A">
-            <wp:extent cx="4983912" cy="1684166"/>
-            <wp:effectExtent l="0" t="0" r="7620" b="0"/>
-            <wp:docPr id="15" name="Рисунок 15"/>
+          <wp:inline distT="0" distB="0" distL="0" distR="0" wp14:anchorId="6F85CE5C" wp14:editId="7B4AA1F2">
+            <wp:extent cx="2941575" cy="1348857"/>
+            <wp:effectExtent l="0" t="0" r="0" b="3810"/>
+            <wp:docPr id="22" name="Рисунок 22"/>
             <wp:cNvGraphicFramePr>
               <a:graphicFrameLocks xmlns:a="http://schemas.openxmlformats.org/drawingml/2006/main" noChangeAspect="1"/>
             </wp:cNvGraphicFramePr>
@@ -1794,7 +1822,7 @@
                   <pic:spPr>
                     <a:xfrm>
                       <a:off x="0" y="0"/>
-                      <a:ext cx="4983912" cy="1684166"/>
+                      <a:ext cx="2941575" cy="1348857"/>
                     </a:xfrm>
                     <a:prstGeom prst="rect">
                       <a:avLst/>
@@ -1824,12 +1852,11 @@
           <w:sz w:val="28"/>
           <w:szCs w:val="28"/>
         </w:rPr>
-        <w:lastRenderedPageBreak/>
         <w:drawing>
-          <wp:inline distT="0" distB="0" distL="0" distR="0" wp14:anchorId="1CA3A543" wp14:editId="4D07AF1D">
-            <wp:extent cx="4412362" cy="2636748"/>
-            <wp:effectExtent l="0" t="0" r="7620" b="0"/>
-            <wp:docPr id="16" name="Рисунок 16"/>
+          <wp:inline distT="0" distB="0" distL="0" distR="0" wp14:anchorId="4E2E2743" wp14:editId="3F2C7780">
+            <wp:extent cx="5940425" cy="3311525"/>
+            <wp:effectExtent l="0" t="0" r="3175" b="3175"/>
+            <wp:docPr id="17" name="Рисунок 17"/>
             <wp:cNvGraphicFramePr>
               <a:graphicFrameLocks xmlns:a="http://schemas.openxmlformats.org/drawingml/2006/main" noChangeAspect="1"/>
             </wp:cNvGraphicFramePr>
@@ -1849,7 +1876,7 @@
                   <pic:spPr>
                     <a:xfrm>
                       <a:off x="0" y="0"/>
-                      <a:ext cx="4412362" cy="2636748"/>
+                      <a:ext cx="5940425" cy="3311525"/>
                     </a:xfrm>
                     <a:prstGeom prst="rect">
                       <a:avLst/>
@@ -1875,34 +1902,16 @@
         <w:rPr>
           <w:rFonts w:ascii="Times New Roman" w:hAnsi="Times New Roman" w:cs="Times New Roman"/>
           <w:b/>
-          <w:sz w:val="28"/>
-          <w:szCs w:val="28"/>
-        </w:rPr>
-        <w:t>Тестовые ситуации</w:t>
-      </w:r>
-    </w:p>
-    <w:p>
-      <w:pPr>
-        <w:rPr>
-          <w:rFonts w:ascii="Times New Roman" w:hAnsi="Times New Roman" w:cs="Times New Roman"/>
-          <w:b/>
-          <w:sz w:val="28"/>
-          <w:szCs w:val="28"/>
-        </w:rPr>
-      </w:pPr>
-      <w:r>
-        <w:rPr>
-          <w:rFonts w:ascii="Times New Roman" w:hAnsi="Times New Roman" w:cs="Times New Roman"/>
-          <w:b/>
           <w:noProof/>
           <w:sz w:val="28"/>
           <w:szCs w:val="28"/>
         </w:rPr>
+        <w:lastRenderedPageBreak/>
         <w:drawing>
-          <wp:inline distT="0" distB="0" distL="0" distR="0" wp14:anchorId="6F85CE5C" wp14:editId="7B4AA1F2">
-            <wp:extent cx="2941575" cy="1348857"/>
-            <wp:effectExtent l="0" t="0" r="0" b="3810"/>
-            <wp:docPr id="22" name="Рисунок 22"/>
+          <wp:inline distT="0" distB="0" distL="0" distR="0" wp14:anchorId="44F43642" wp14:editId="59F2D1E3">
+            <wp:extent cx="5940425" cy="3430270"/>
+            <wp:effectExtent l="0" t="0" r="3175" b="0"/>
+            <wp:docPr id="23" name="Рисунок 23"/>
             <wp:cNvGraphicFramePr>
               <a:graphicFrameLocks xmlns:a="http://schemas.openxmlformats.org/drawingml/2006/main" noChangeAspect="1"/>
             </wp:cNvGraphicFramePr>
@@ -1922,7 +1931,7 @@
                   <pic:spPr>
                     <a:xfrm>
                       <a:off x="0" y="0"/>
-                      <a:ext cx="2941575" cy="1348857"/>
+                      <a:ext cx="5940425" cy="3430270"/>
                     </a:xfrm>
                     <a:prstGeom prst="rect">
                       <a:avLst/>
@@ -1953,10 +1962,10 @@
           <w:szCs w:val="28"/>
         </w:rPr>
         <w:drawing>
-          <wp:inline distT="0" distB="0" distL="0" distR="0" wp14:anchorId="4E2E2743" wp14:editId="3F2C7780">
-            <wp:extent cx="5940425" cy="3311525"/>
-            <wp:effectExtent l="0" t="0" r="3175" b="3175"/>
-            <wp:docPr id="17" name="Рисунок 17"/>
+          <wp:inline distT="0" distB="0" distL="0" distR="0" wp14:anchorId="4E884221" wp14:editId="110C731B">
+            <wp:extent cx="5940425" cy="3314065"/>
+            <wp:effectExtent l="0" t="0" r="3175" b="635"/>
+            <wp:docPr id="24" name="Рисунок 24"/>
             <wp:cNvGraphicFramePr>
               <a:graphicFrameLocks xmlns:a="http://schemas.openxmlformats.org/drawingml/2006/main" noChangeAspect="1"/>
             </wp:cNvGraphicFramePr>
@@ -1976,115 +1985,6 @@
                   <pic:spPr>
                     <a:xfrm>
                       <a:off x="0" y="0"/>
-                      <a:ext cx="5940425" cy="3311525"/>
-                    </a:xfrm>
-                    <a:prstGeom prst="rect">
-                      <a:avLst/>
-                    </a:prstGeom>
-                  </pic:spPr>
-                </pic:pic>
-              </a:graphicData>
-            </a:graphic>
-          </wp:inline>
-        </w:drawing>
-      </w:r>
-    </w:p>
-    <w:p>
-      <w:pPr>
-        <w:rPr>
-          <w:rFonts w:ascii="Times New Roman" w:hAnsi="Times New Roman" w:cs="Times New Roman"/>
-          <w:b/>
-          <w:sz w:val="28"/>
-          <w:szCs w:val="28"/>
-        </w:rPr>
-      </w:pPr>
-      <w:r>
-        <w:rPr>
-          <w:rFonts w:ascii="Times New Roman" w:hAnsi="Times New Roman" w:cs="Times New Roman"/>
-          <w:b/>
-          <w:noProof/>
-          <w:sz w:val="28"/>
-          <w:szCs w:val="28"/>
-        </w:rPr>
-        <w:lastRenderedPageBreak/>
-        <w:drawing>
-          <wp:inline distT="0" distB="0" distL="0" distR="0" wp14:anchorId="44F43642" wp14:editId="59F2D1E3">
-            <wp:extent cx="5940425" cy="3430270"/>
-            <wp:effectExtent l="0" t="0" r="3175" b="0"/>
-            <wp:docPr id="23" name="Рисунок 23"/>
-            <wp:cNvGraphicFramePr>
-              <a:graphicFrameLocks xmlns:a="http://schemas.openxmlformats.org/drawingml/2006/main" noChangeAspect="1"/>
-            </wp:cNvGraphicFramePr>
-            <a:graphic xmlns:a="http://schemas.openxmlformats.org/drawingml/2006/main">
-              <a:graphicData uri="http://schemas.openxmlformats.org/drawingml/2006/picture">
-                <pic:pic xmlns:pic="http://schemas.openxmlformats.org/drawingml/2006/picture">
-                  <pic:nvPicPr>
-                    <pic:cNvPr id="1" name=""/>
-                    <pic:cNvPicPr/>
-                  </pic:nvPicPr>
-                  <pic:blipFill>
-                    <a:blip r:embed="rId24"/>
-                    <a:stretch>
-                      <a:fillRect/>
-                    </a:stretch>
-                  </pic:blipFill>
-                  <pic:spPr>
-                    <a:xfrm>
-                      <a:off x="0" y="0"/>
-                      <a:ext cx="5940425" cy="3430270"/>
-                    </a:xfrm>
-                    <a:prstGeom prst="rect">
-                      <a:avLst/>
-                    </a:prstGeom>
-                  </pic:spPr>
-                </pic:pic>
-              </a:graphicData>
-            </a:graphic>
-          </wp:inline>
-        </w:drawing>
-      </w:r>
-    </w:p>
-    <w:p>
-      <w:pPr>
-        <w:rPr>
-          <w:rFonts w:ascii="Times New Roman" w:hAnsi="Times New Roman" w:cs="Times New Roman"/>
-          <w:b/>
-          <w:sz w:val="28"/>
-          <w:szCs w:val="28"/>
-        </w:rPr>
-      </w:pPr>
-      <w:r>
-        <w:rPr>
-          <w:rFonts w:ascii="Times New Roman" w:hAnsi="Times New Roman" w:cs="Times New Roman"/>
-          <w:b/>
-          <w:noProof/>
-          <w:sz w:val="28"/>
-          <w:szCs w:val="28"/>
-        </w:rPr>
-        <w:drawing>
-          <wp:inline distT="0" distB="0" distL="0" distR="0" wp14:anchorId="4E884221" wp14:editId="110C731B">
-            <wp:extent cx="5940425" cy="3314065"/>
-            <wp:effectExtent l="0" t="0" r="3175" b="635"/>
-            <wp:docPr id="24" name="Рисунок 24"/>
-            <wp:cNvGraphicFramePr>
-              <a:graphicFrameLocks xmlns:a="http://schemas.openxmlformats.org/drawingml/2006/main" noChangeAspect="1"/>
-            </wp:cNvGraphicFramePr>
-            <a:graphic xmlns:a="http://schemas.openxmlformats.org/drawingml/2006/main">
-              <a:graphicData uri="http://schemas.openxmlformats.org/drawingml/2006/picture">
-                <pic:pic xmlns:pic="http://schemas.openxmlformats.org/drawingml/2006/picture">
-                  <pic:nvPicPr>
-                    <pic:cNvPr id="1" name=""/>
-                    <pic:cNvPicPr/>
-                  </pic:nvPicPr>
-                  <pic:blipFill>
-                    <a:blip r:embed="rId25"/>
-                    <a:stretch>
-                      <a:fillRect/>
-                    </a:stretch>
-                  </pic:blipFill>
-                  <pic:spPr>
-                    <a:xfrm>
-                      <a:off x="0" y="0"/>
                       <a:ext cx="5940425" cy="3314065"/>
                     </a:xfrm>
                     <a:prstGeom prst="rect">
@@ -2132,7 +2032,7 @@
                     <pic:cNvPicPr/>
                   </pic:nvPicPr>
                   <pic:blipFill>
-                    <a:blip r:embed="rId26"/>
+                    <a:blip r:embed="rId24"/>
                     <a:stretch>
                       <a:fillRect/>
                     </a:stretch>
